--- a/public/entrega.docx
+++ b/public/entrega.docx
@@ -584,6 +584,42 @@
           <w:szCs w:val="28"/>
         </w:rPr>
       </w:pPr>
+    </w:p>
+    <w:p xmlns:w="http://schemas.openxmlformats.org/wordprocessingml/2006/main">
+      <w:pPr>
+        <w:jc w:val="left"/>
+      </w:pPr>
+      <w:r>
+        <w:rPr>
+          <w:sz w:val="28"/>
+          <w:szCs w:val="28"/>
+        </w:rPr>
+        <w:t xml:space="preserve">Devendo utilizá-lo conforme diretrizes estabelecidas nas políticas:</w:t>
+      </w:r>
+    </w:p>
+    <w:p xmlns:w="http://schemas.openxmlformats.org/wordprocessingml/2006/main">
+      <w:pPr>
+        <w:jc w:val="left"/>
+      </w:pPr>
+      <w:r>
+        <w:rPr>
+          <w:sz w:val="28"/>
+          <w:szCs w:val="28"/>
+        </w:rPr>
+        <w:t xml:space="preserve">Uso Seguro de Dispositivos Móveis</w:t>
+      </w:r>
+    </w:p>
+    <w:p xmlns:w="http://schemas.openxmlformats.org/wordprocessingml/2006/main">
+      <w:pPr>
+        <w:jc w:val="left"/>
+      </w:pPr>
+      <w:r>
+        <w:rPr>
+          <w:sz w:val="28"/>
+          <w:szCs w:val="28"/>
+        </w:rPr>
+        <w:t xml:space="preserve">Disponibilização de Equipamentos de TI</w:t>
+      </w:r>
     </w:p>
     <w:p>
       <w:pPr>

--- a/public/entrega.docx
+++ b/public/entrega.docx
@@ -548,11 +548,6 @@
     <w:p>
       <w:pPr>
         <w:pStyle w:val="Standarduser"/>
-        <w:rPr>
-          <w:color w:val="000000"/>
-          <w:sz w:val="28"/>
-          <w:szCs w:val="28"/>
-        </w:rPr>
       </w:pPr>
       <w:r>
         <w:rPr>
@@ -561,65 +556,59 @@
           <w:szCs w:val="28"/>
         </w:rPr>
         <w:cr/>
+      </w:r>
+      <w:r>
+        <w:rPr>
+          <w:sz w:val="28"/>
+          <w:szCs w:val="28"/>
+        </w:rPr>
+        <w:t>Devendo utilizá-lo conforme diretrizes estabelecidas nas políticas:</w:t>
       </w:r>
     </w:p>
     <w:p>
       <w:pPr>
-        <w:pStyle w:val="Standarduser"/>
-        <w:jc w:val="both"/>
-        <w:rPr>
-          <w:color w:val="000000"/>
-          <w:sz w:val="28"/>
-          <w:szCs w:val="28"/>
-        </w:rPr>
-      </w:pPr>
+        <w:pStyle w:val="PargrafodaLista"/>
+        <w:numPr>
+          <w:ilvl w:val="0"/>
+          <w:numId w:val="17"/>
+        </w:numPr>
+      </w:pPr>
+      <w:r>
+        <w:rPr>
+          <w:sz w:val="28"/>
+          <w:szCs w:val="28"/>
+        </w:rPr>
+        <w:t>Uso Seguro de Dispositivos Móveis</w:t>
+      </w:r>
     </w:p>
     <w:p>
       <w:pPr>
-        <w:pStyle w:val="Standarduser"/>
-        <w:jc w:val="both"/>
-        <w:rPr>
-          <w:color w:val="000000"/>
-          <w:sz w:val="28"/>
-          <w:szCs w:val="28"/>
-        </w:rPr>
-      </w:pPr>
+        <w:pStyle w:val="PargrafodaLista"/>
+        <w:numPr>
+          <w:ilvl w:val="0"/>
+          <w:numId w:val="17"/>
+        </w:numPr>
+        <w:rPr>
+          <w:sz w:val="28"/>
+          <w:szCs w:val="28"/>
+        </w:rPr>
+      </w:pPr>
+      <w:r>
+        <w:rPr>
+          <w:sz w:val="28"/>
+          <w:szCs w:val="28"/>
+        </w:rPr>
+        <w:t>Disponibilização de Equipamentos de TI</w:t>
+      </w:r>
     </w:p>
-    <w:p xmlns:w="http://schemas.openxmlformats.org/wordprocessingml/2006/main">
-      <w:pPr>
-        <w:jc w:val="left"/>
-      </w:pPr>
-      <w:r>
-        <w:rPr>
-          <w:sz w:val="28"/>
-          <w:szCs w:val="28"/>
-        </w:rPr>
-        <w:t xml:space="preserve">Devendo utilizá-lo conforme diretrizes estabelecidas nas políticas:</w:t>
-      </w:r>
-    </w:p>
-    <w:p xmlns:w="http://schemas.openxmlformats.org/wordprocessingml/2006/main">
-      <w:pPr>
-        <w:jc w:val="left"/>
-      </w:pPr>
-      <w:r>
-        <w:rPr>
-          <w:sz w:val="28"/>
-          <w:szCs w:val="28"/>
-        </w:rPr>
-        <w:t xml:space="preserve">Uso Seguro de Dispositivos Móveis</w:t>
-      </w:r>
-    </w:p>
-    <w:p xmlns:w="http://schemas.openxmlformats.org/wordprocessingml/2006/main">
-      <w:pPr>
-        <w:jc w:val="left"/>
-      </w:pPr>
-      <w:r>
-        <w:rPr>
-          <w:sz w:val="28"/>
-          <w:szCs w:val="28"/>
-        </w:rPr>
-        <w:t xml:space="preserve">Disponibilização de Equipamentos de TI</w:t>
-      </w:r>
+    <w:p>
+      <w:pPr>
+        <w:pStyle w:val="PargrafodaLista"/>
+        <w:rPr>
+          <w:sz w:val="28"/>
+          <w:szCs w:val="28"/>
+        </w:rPr>
+      </w:pPr>
     </w:p>
     <w:p>
       <w:pPr>
@@ -2474,6 +2463,119 @@
       </w:rPr>
     </w:lvl>
   </w:abstractNum>
+  <w:abstractNum w:abstractNumId="14" w15:restartNumberingAfterBreak="0">
+    <w:nsid w:val="79033D35"/>
+    <w:multiLevelType w:val="hybridMultilevel"/>
+    <w:tmpl w:val="C706B31C"/>
+    <w:lvl w:ilvl="0" w:tplc="04160001">
+      <w:start w:val="1"/>
+      <w:numFmt w:val="bullet"/>
+      <w:lvlText w:val=""/>
+      <w:lvlJc w:val="left"/>
+      <w:pPr>
+        <w:ind w:left="720" w:hanging="360"/>
+      </w:pPr>
+      <w:rPr>
+        <w:rFonts w:ascii="Symbol" w:hAnsi="Symbol" w:hint="default"/>
+      </w:rPr>
+    </w:lvl>
+    <w:lvl w:ilvl="1" w:tplc="04160003" w:tentative="1">
+      <w:start w:val="1"/>
+      <w:numFmt w:val="bullet"/>
+      <w:lvlText w:val="o"/>
+      <w:lvlJc w:val="left"/>
+      <w:pPr>
+        <w:ind w:left="1440" w:hanging="360"/>
+      </w:pPr>
+      <w:rPr>
+        <w:rFonts w:ascii="Courier New" w:hAnsi="Courier New" w:cs="Courier New" w:hint="default"/>
+      </w:rPr>
+    </w:lvl>
+    <w:lvl w:ilvl="2" w:tplc="04160005" w:tentative="1">
+      <w:start w:val="1"/>
+      <w:numFmt w:val="bullet"/>
+      <w:lvlText w:val=""/>
+      <w:lvlJc w:val="left"/>
+      <w:pPr>
+        <w:ind w:left="2160" w:hanging="360"/>
+      </w:pPr>
+      <w:rPr>
+        <w:rFonts w:ascii="Wingdings" w:hAnsi="Wingdings" w:hint="default"/>
+      </w:rPr>
+    </w:lvl>
+    <w:lvl w:ilvl="3" w:tplc="04160001" w:tentative="1">
+      <w:start w:val="1"/>
+      <w:numFmt w:val="bullet"/>
+      <w:lvlText w:val=""/>
+      <w:lvlJc w:val="left"/>
+      <w:pPr>
+        <w:ind w:left="2880" w:hanging="360"/>
+      </w:pPr>
+      <w:rPr>
+        <w:rFonts w:ascii="Symbol" w:hAnsi="Symbol" w:hint="default"/>
+      </w:rPr>
+    </w:lvl>
+    <w:lvl w:ilvl="4" w:tplc="04160003" w:tentative="1">
+      <w:start w:val="1"/>
+      <w:numFmt w:val="bullet"/>
+      <w:lvlText w:val="o"/>
+      <w:lvlJc w:val="left"/>
+      <w:pPr>
+        <w:ind w:left="3600" w:hanging="360"/>
+      </w:pPr>
+      <w:rPr>
+        <w:rFonts w:ascii="Courier New" w:hAnsi="Courier New" w:cs="Courier New" w:hint="default"/>
+      </w:rPr>
+    </w:lvl>
+    <w:lvl w:ilvl="5" w:tplc="04160005" w:tentative="1">
+      <w:start w:val="1"/>
+      <w:numFmt w:val="bullet"/>
+      <w:lvlText w:val=""/>
+      <w:lvlJc w:val="left"/>
+      <w:pPr>
+        <w:ind w:left="4320" w:hanging="360"/>
+      </w:pPr>
+      <w:rPr>
+        <w:rFonts w:ascii="Wingdings" w:hAnsi="Wingdings" w:hint="default"/>
+      </w:rPr>
+    </w:lvl>
+    <w:lvl w:ilvl="6" w:tplc="04160001" w:tentative="1">
+      <w:start w:val="1"/>
+      <w:numFmt w:val="bullet"/>
+      <w:lvlText w:val=""/>
+      <w:lvlJc w:val="left"/>
+      <w:pPr>
+        <w:ind w:left="5040" w:hanging="360"/>
+      </w:pPr>
+      <w:rPr>
+        <w:rFonts w:ascii="Symbol" w:hAnsi="Symbol" w:hint="default"/>
+      </w:rPr>
+    </w:lvl>
+    <w:lvl w:ilvl="7" w:tplc="04160003" w:tentative="1">
+      <w:start w:val="1"/>
+      <w:numFmt w:val="bullet"/>
+      <w:lvlText w:val="o"/>
+      <w:lvlJc w:val="left"/>
+      <w:pPr>
+        <w:ind w:left="5760" w:hanging="360"/>
+      </w:pPr>
+      <w:rPr>
+        <w:rFonts w:ascii="Courier New" w:hAnsi="Courier New" w:cs="Courier New" w:hint="default"/>
+      </w:rPr>
+    </w:lvl>
+    <w:lvl w:ilvl="8" w:tplc="04160005" w:tentative="1">
+      <w:start w:val="1"/>
+      <w:numFmt w:val="bullet"/>
+      <w:lvlText w:val=""/>
+      <w:lvlJc w:val="left"/>
+      <w:pPr>
+        <w:ind w:left="6480" w:hanging="360"/>
+      </w:pPr>
+      <w:rPr>
+        <w:rFonts w:ascii="Wingdings" w:hAnsi="Wingdings" w:hint="default"/>
+      </w:rPr>
+    </w:lvl>
+  </w:abstractNum>
   <w:num w:numId="1" w16cid:durableId="1747721310">
     <w:abstractNumId w:val="11"/>
   </w:num>
@@ -2521,6 +2623,9 @@
   </w:num>
   <w:num w:numId="16" w16cid:durableId="1019967410">
     <w:abstractNumId w:val="8"/>
+  </w:num>
+  <w:num w:numId="17" w16cid:durableId="117920189">
+    <w:abstractNumId w:val="14"/>
   </w:num>
 </w:numbering>
 </file>
@@ -3458,6 +3563,23 @@
       <w:lang w:eastAsia="pt-BR" w:bidi="ar-SA"/>
     </w:rPr>
   </w:style>
+  <w:style w:type="paragraph" w:styleId="PargrafodaLista">
+    <w:name w:val="List Paragraph"/>
+    <w:basedOn w:val="Normal"/>
+    <w:uiPriority w:val="34"/>
+    <w:qFormat/>
+    <w:rsid w:val="00A652EF"/>
+    <w:pPr>
+      <w:autoSpaceDN/>
+      <w:ind w:left="720"/>
+      <w:contextualSpacing/>
+    </w:pPr>
+    <w:rPr>
+      <w:rFonts w:cs="Mangal"/>
+      <w:kern w:val="2"/>
+      <w:szCs w:val="21"/>
+    </w:rPr>
+  </w:style>
 </w:styles>
 </file>
 
